--- a/DocumentIntroductionWeek.docx
+++ b/DocumentIntroductionWeek.docx
@@ -2360,7 +2360,21 @@
           <w:szCs w:val="20"/>
           <w:lang w:val="en-GB"/>
         </w:rPr>
-        <w:t xml:space="preserve">Connecting to different </w:t>
+        <w:t>Connecting t</w:t>
+      </w:r>
+      <w:r>
+        <w:rPr>
+          <w:szCs w:val="20"/>
+          <w:lang w:val="en-GB"/>
+        </w:rPr>
+        <w:t>he</w:t>
+      </w:r>
+      <w:r>
+        <w:rPr>
+          <w:szCs w:val="20"/>
+          <w:lang w:val="en-GB"/>
+        </w:rPr>
+        <w:t xml:space="preserve"> different </w:t>
       </w:r>
       <w:proofErr w:type="spellStart"/>
       <w:r>
@@ -2399,7 +2413,35 @@
           <w:szCs w:val="20"/>
           <w:lang w:val="en-GB"/>
         </w:rPr>
-        <w:t xml:space="preserve">Examples: </w:t>
+        <w:t xml:space="preserve">Examples: Connecting </w:t>
+      </w:r>
+      <w:r>
+        <w:rPr>
+          <w:szCs w:val="20"/>
+          <w:lang w:val="en-GB"/>
+        </w:rPr>
+        <w:t>Result</w:t>
+      </w:r>
+      <w:r>
+        <w:rPr>
+          <w:szCs w:val="20"/>
+          <w:lang w:val="en-GB"/>
+        </w:rPr>
+        <w:t xml:space="preserve"> of the query</w:t>
+      </w:r>
+      <w:r>
+        <w:rPr>
+          <w:szCs w:val="20"/>
+          <w:lang w:val="en-GB"/>
+        </w:rPr>
+        <w:t xml:space="preserve"> (image)</w:t>
+      </w:r>
+      <w:r>
+        <w:rPr>
+          <w:szCs w:val="20"/>
+          <w:lang w:val="en-GB"/>
+        </w:rPr>
+        <w:t xml:space="preserve"> is used to show in the immersive room. </w:t>
       </w:r>
     </w:p>
     <w:p>
@@ -2417,34 +2459,6 @@
         </w:rPr>
         <w:t xml:space="preserve">Connecting </w:t>
       </w:r>
-      <w:r>
-        <w:rPr>
-          <w:szCs w:val="20"/>
-          <w:lang w:val="en-GB"/>
-        </w:rPr>
-        <w:t>Result</w:t>
-      </w:r>
-      <w:r>
-        <w:rPr>
-          <w:szCs w:val="20"/>
-          <w:lang w:val="en-GB"/>
-        </w:rPr>
-        <w:t xml:space="preserve"> of the query</w:t>
-      </w:r>
-      <w:r>
-        <w:rPr>
-          <w:szCs w:val="20"/>
-          <w:lang w:val="en-GB"/>
-        </w:rPr>
-        <w:t xml:space="preserve"> (image)</w:t>
-      </w:r>
-      <w:r>
-        <w:rPr>
-          <w:szCs w:val="20"/>
-          <w:lang w:val="en-GB"/>
-        </w:rPr>
-        <w:t xml:space="preserve"> is used to show in the immersive room. </w:t>
-      </w:r>
     </w:p>
     <w:p>
       <w:pPr>
@@ -2454,13 +2468,6 @@
           <w:lang w:val="en-GB"/>
         </w:rPr>
       </w:pPr>
-      <w:r>
-        <w:rPr>
-          <w:szCs w:val="20"/>
-          <w:lang w:val="en-GB"/>
-        </w:rPr>
-        <w:t xml:space="preserve">Connecting </w:t>
-      </w:r>
     </w:p>
     <w:p>
       <w:pPr>
@@ -2470,6 +2477,15 @@
           <w:lang w:val="en-GB"/>
         </w:rPr>
       </w:pPr>
+      <w:r>
+        <w:rPr>
+          <w:b/>
+          <w:bCs/>
+          <w:szCs w:val="20"/>
+          <w:lang w:val="en-GB"/>
+        </w:rPr>
+        <w:t>Documentation</w:t>
+      </w:r>
     </w:p>
     <w:p>
       <w:pPr>
@@ -2481,12 +2497,10 @@
       </w:pPr>
       <w:r>
         <w:rPr>
-          <w:b/>
-          <w:bCs/>
-          <w:szCs w:val="20"/>
-          <w:lang w:val="en-GB"/>
-        </w:rPr>
-        <w:t>Documentation</w:t>
+          <w:szCs w:val="20"/>
+          <w:lang w:val="en-GB"/>
+        </w:rPr>
+        <w:t>Technical documents</w:t>
       </w:r>
     </w:p>
     <w:p>
@@ -2502,7 +2516,14 @@
           <w:szCs w:val="20"/>
           <w:lang w:val="en-GB"/>
         </w:rPr>
-        <w:t>Technical documents</w:t>
+        <w:t xml:space="preserve">User manual </w:t>
+      </w:r>
+      <w:r>
+        <w:rPr>
+          <w:szCs w:val="20"/>
+          <w:lang w:val="en-GB"/>
+        </w:rPr>
+        <w:t>for the teacher or parent coming with the child</w:t>
       </w:r>
     </w:p>
     <w:p>
@@ -2518,14 +2539,7 @@
           <w:szCs w:val="20"/>
           <w:lang w:val="en-GB"/>
         </w:rPr>
-        <w:t xml:space="preserve">User manual </w:t>
-      </w:r>
-      <w:r>
-        <w:rPr>
-          <w:szCs w:val="20"/>
-          <w:lang w:val="en-GB"/>
-        </w:rPr>
-        <w:t>for the teacher or parent coming with the child</w:t>
+        <w:t>Diagrams</w:t>
       </w:r>
     </w:p>
     <w:p>
@@ -2536,25 +2550,9 @@
           <w:lang w:val="en-GB"/>
         </w:rPr>
       </w:pPr>
-      <w:r>
-        <w:rPr>
-          <w:szCs w:val="20"/>
-          <w:lang w:val="en-GB"/>
-        </w:rPr>
-        <w:t>Diagrams</w:t>
-      </w:r>
     </w:p>
     <w:p>
       <w:pPr>
-        <w:spacing w:before="60" w:afterAutospacing="1"/>
-        <w:rPr>
-          <w:szCs w:val="20"/>
-          <w:lang w:val="en-GB"/>
-        </w:rPr>
-      </w:pPr>
-    </w:p>
-    <w:p>
-      <w:pPr>
         <w:pStyle w:val="Heading3"/>
         <w:rPr>
           <w:lang w:val="en-GB"/>
@@ -2565,6 +2563,7 @@
         <w:rPr>
           <w:lang w:val="en-GB"/>
         </w:rPr>
+        <w:lastRenderedPageBreak/>
         <w:t>Research summary</w:t>
       </w:r>
       <w:bookmarkEnd w:id="4"/>
@@ -2883,6 +2882,7 @@
       </w:pPr>
       <w:r>
         <w:rPr>
+          <w:noProof/>
           <w:lang w:val="en-BE"/>
         </w:rPr>
         <w:lastRenderedPageBreak/>
@@ -9304,6 +9304,7 @@
   <w:style w:type="character" w:default="1" w:styleId="DefaultParagraphFont">
     <w:name w:val="Default Paragraph Font"/>
     <w:uiPriority w:val="1"/>
+    <w:semiHidden/>
     <w:unhideWhenUsed/>
   </w:style>
   <w:style w:type="table" w:default="1" w:styleId="TableNormal">
@@ -10185,10 +10186,6 @@
 </file>
 
 <file path=customXml/item1.xml><?xml version="1.0" encoding="utf-8"?>
-<b:Sources xmlns:b="http://schemas.openxmlformats.org/officeDocument/2006/bibliography" xmlns="http://schemas.openxmlformats.org/officeDocument/2006/bibliography" SelectedStyle="/APA.XSL" StyleName="APA"/>
-</file>
-
-<file path=customXml/item2.xml><?xml version="1.0" encoding="utf-8"?>
 <?mso-contentType ?>
 <FormTemplates xmlns="http://schemas.microsoft.com/sharepoint/v3/contenttype/forms">
   <Display>DocumentLibraryForm</Display>
@@ -10197,87 +10194,11 @@
 </FormTemplates>
 </file>
 
-<file path=customXml/item3.xml><?xml version="1.0" encoding="utf-8"?>
-<p:properties xmlns:p="http://schemas.microsoft.com/office/2006/metadata/properties" xmlns:xsi="http://www.w3.org/2001/XMLSchema-instance" xmlns:pc="http://schemas.microsoft.com/office/infopath/2007/PartnerControls">
-  <documentManagement>
-    <TeamsChannelId xmlns="e43d81d0-7a9c-4012-90dc-ae63c601f626" xsi:nil="true"/>
-    <Invited_Teachers xmlns="e43d81d0-7a9c-4012-90dc-ae63c601f626" xsi:nil="true"/>
-    <Invited_Leaders xmlns="e43d81d0-7a9c-4012-90dc-ae63c601f626" xsi:nil="true"/>
-    <Teachers xmlns="e43d81d0-7a9c-4012-90dc-ae63c601f626">
-      <UserInfo>
-        <DisplayName/>
-        <AccountId xsi:nil="true"/>
-        <AccountType/>
-      </UserInfo>
-    </Teachers>
-    <Leaders xmlns="e43d81d0-7a9c-4012-90dc-ae63c601f626">
-      <UserInfo>
-        <DisplayName/>
-        <AccountId xsi:nil="true"/>
-        <AccountType/>
-      </UserInfo>
-    </Leaders>
-    <Has_Teacher_Only_SectionGroup xmlns="e43d81d0-7a9c-4012-90dc-ae63c601f626" xsi:nil="true"/>
-    <Members xmlns="e43d81d0-7a9c-4012-90dc-ae63c601f626">
-      <UserInfo>
-        <DisplayName/>
-        <AccountId xsi:nil="true"/>
-        <AccountType/>
-      </UserInfo>
-    </Members>
-    <Member_Groups xmlns="e43d81d0-7a9c-4012-90dc-ae63c601f626">
-      <UserInfo>
-        <DisplayName/>
-        <AccountId xsi:nil="true"/>
-        <AccountType/>
-      </UserInfo>
-    </Member_Groups>
-    <Is_Collaboration_Space_Locked xmlns="e43d81d0-7a9c-4012-90dc-ae63c601f626" xsi:nil="true"/>
-    <CultureName xmlns="e43d81d0-7a9c-4012-90dc-ae63c601f626" xsi:nil="true"/>
-    <Distribution_Groups xmlns="e43d81d0-7a9c-4012-90dc-ae63c601f626" xsi:nil="true"/>
-    <Has_Leaders_Only_SectionGroup xmlns="e43d81d0-7a9c-4012-90dc-ae63c601f626" xsi:nil="true"/>
-    <DefaultSectionNames xmlns="e43d81d0-7a9c-4012-90dc-ae63c601f626" xsi:nil="true"/>
-    <Owner xmlns="e43d81d0-7a9c-4012-90dc-ae63c601f626">
-      <UserInfo>
-        <DisplayName/>
-        <AccountId xsi:nil="true"/>
-        <AccountType/>
-      </UserInfo>
-    </Owner>
-    <AppVersion xmlns="e43d81d0-7a9c-4012-90dc-ae63c601f626" xsi:nil="true"/>
-    <NotebookType xmlns="e43d81d0-7a9c-4012-90dc-ae63c601f626" xsi:nil="true"/>
-    <FolderType xmlns="e43d81d0-7a9c-4012-90dc-ae63c601f626" xsi:nil="true"/>
-    <Students xmlns="e43d81d0-7a9c-4012-90dc-ae63c601f626">
-      <UserInfo>
-        <DisplayName/>
-        <AccountId xsi:nil="true"/>
-        <AccountType/>
-      </UserInfo>
-    </Students>
-    <Student_Groups xmlns="e43d81d0-7a9c-4012-90dc-ae63c601f626">
-      <UserInfo>
-        <DisplayName/>
-        <AccountId xsi:nil="true"/>
-        <AccountType/>
-      </UserInfo>
-    </Student_Groups>
-    <Templates xmlns="e43d81d0-7a9c-4012-90dc-ae63c601f626" xsi:nil="true"/>
-    <Invited_Members xmlns="e43d81d0-7a9c-4012-90dc-ae63c601f626" xsi:nil="true"/>
-    <LMS_Mappings xmlns="e43d81d0-7a9c-4012-90dc-ae63c601f626" xsi:nil="true"/>
-    <Invited_Students xmlns="e43d81d0-7a9c-4012-90dc-ae63c601f626" xsi:nil="true"/>
-    <IsNotebookLocked xmlns="e43d81d0-7a9c-4012-90dc-ae63c601f626" xsi:nil="true"/>
-    <Math_Settings xmlns="e43d81d0-7a9c-4012-90dc-ae63c601f626" xsi:nil="true"/>
-    <Self_Registration_Enabled xmlns="e43d81d0-7a9c-4012-90dc-ae63c601f626" xsi:nil="true"/>
-    <Aanpassing xmlns="e43d81d0-7a9c-4012-90dc-ae63c601f626" xsi:nil="true"/>
-    <TaxCatchAll xmlns="e1337eef-b66e-4fde-b081-a3272a7c00ca" xsi:nil="true"/>
-    <lcf76f155ced4ddcb4097134ff3c332f xmlns="e43d81d0-7a9c-4012-90dc-ae63c601f626">
-      <Terms xmlns="http://schemas.microsoft.com/office/infopath/2007/PartnerControls"/>
-    </lcf76f155ced4ddcb4097134ff3c332f>
-  </documentManagement>
-</p:properties>
+<file path=customXml/item2.xml><?xml version="1.0" encoding="utf-8"?>
+<b:Sources xmlns:b="http://schemas.openxmlformats.org/officeDocument/2006/bibliography" xmlns="http://schemas.openxmlformats.org/officeDocument/2006/bibliography" SelectedStyle="/APA.XSL" StyleName="APA"/>
 </file>
 
-<file path=customXml/item4.xml><?xml version="1.0" encoding="utf-8"?>
+<file path=customXml/item3.xml><?xml version="1.0" encoding="utf-8"?>
 <ct:contentTypeSchema xmlns:ct="http://schemas.microsoft.com/office/2006/metadata/contentType" xmlns:ma="http://schemas.microsoft.com/office/2006/metadata/properties/metaAttributes" ct:_="" ma:_="" ma:contentTypeName="Document" ma:contentTypeID="0x010100193F48566F82E041BED911C0693359E9" ma:contentTypeVersion="47" ma:contentTypeDescription="Een nieuw document maken." ma:contentTypeScope="" ma:versionID="47b3e88e59846bedc01524519d9becb4">
   <xsd:schema xmlns:xsd="http://www.w3.org/2001/XMLSchema" xmlns:xs="http://www.w3.org/2001/XMLSchema" xmlns:p="http://schemas.microsoft.com/office/2006/metadata/properties" xmlns:ns2="e43d81d0-7a9c-4012-90dc-ae63c601f626" xmlns:ns3="e1337eef-b66e-4fde-b081-a3272a7c00ca" targetNamespace="http://schemas.microsoft.com/office/2006/metadata/properties" ma:root="true" ma:fieldsID="b6b21c78707ac0266063b2b8e31c87cf" ns2:_="" ns3:_="">
     <xsd:import namespace="e43d81d0-7a9c-4012-90dc-ae63c601f626"/>
@@ -10810,7 +10731,95 @@
 </ct:contentTypeSchema>
 </file>
 
+<file path=customXml/item4.xml><?xml version="1.0" encoding="utf-8"?>
+<p:properties xmlns:p="http://schemas.microsoft.com/office/2006/metadata/properties" xmlns:xsi="http://www.w3.org/2001/XMLSchema-instance" xmlns:pc="http://schemas.microsoft.com/office/infopath/2007/PartnerControls">
+  <documentManagement>
+    <TeamsChannelId xmlns="e43d81d0-7a9c-4012-90dc-ae63c601f626" xsi:nil="true"/>
+    <Invited_Teachers xmlns="e43d81d0-7a9c-4012-90dc-ae63c601f626" xsi:nil="true"/>
+    <Invited_Leaders xmlns="e43d81d0-7a9c-4012-90dc-ae63c601f626" xsi:nil="true"/>
+    <Teachers xmlns="e43d81d0-7a9c-4012-90dc-ae63c601f626">
+      <UserInfo>
+        <DisplayName/>
+        <AccountId xsi:nil="true"/>
+        <AccountType/>
+      </UserInfo>
+    </Teachers>
+    <Leaders xmlns="e43d81d0-7a9c-4012-90dc-ae63c601f626">
+      <UserInfo>
+        <DisplayName/>
+        <AccountId xsi:nil="true"/>
+        <AccountType/>
+      </UserInfo>
+    </Leaders>
+    <Has_Teacher_Only_SectionGroup xmlns="e43d81d0-7a9c-4012-90dc-ae63c601f626" xsi:nil="true"/>
+    <Members xmlns="e43d81d0-7a9c-4012-90dc-ae63c601f626">
+      <UserInfo>
+        <DisplayName/>
+        <AccountId xsi:nil="true"/>
+        <AccountType/>
+      </UserInfo>
+    </Members>
+    <Member_Groups xmlns="e43d81d0-7a9c-4012-90dc-ae63c601f626">
+      <UserInfo>
+        <DisplayName/>
+        <AccountId xsi:nil="true"/>
+        <AccountType/>
+      </UserInfo>
+    </Member_Groups>
+    <Is_Collaboration_Space_Locked xmlns="e43d81d0-7a9c-4012-90dc-ae63c601f626" xsi:nil="true"/>
+    <CultureName xmlns="e43d81d0-7a9c-4012-90dc-ae63c601f626" xsi:nil="true"/>
+    <Distribution_Groups xmlns="e43d81d0-7a9c-4012-90dc-ae63c601f626" xsi:nil="true"/>
+    <Has_Leaders_Only_SectionGroup xmlns="e43d81d0-7a9c-4012-90dc-ae63c601f626" xsi:nil="true"/>
+    <DefaultSectionNames xmlns="e43d81d0-7a9c-4012-90dc-ae63c601f626" xsi:nil="true"/>
+    <Owner xmlns="e43d81d0-7a9c-4012-90dc-ae63c601f626">
+      <UserInfo>
+        <DisplayName/>
+        <AccountId xsi:nil="true"/>
+        <AccountType/>
+      </UserInfo>
+    </Owner>
+    <AppVersion xmlns="e43d81d0-7a9c-4012-90dc-ae63c601f626" xsi:nil="true"/>
+    <NotebookType xmlns="e43d81d0-7a9c-4012-90dc-ae63c601f626" xsi:nil="true"/>
+    <FolderType xmlns="e43d81d0-7a9c-4012-90dc-ae63c601f626" xsi:nil="true"/>
+    <Students xmlns="e43d81d0-7a9c-4012-90dc-ae63c601f626">
+      <UserInfo>
+        <DisplayName/>
+        <AccountId xsi:nil="true"/>
+        <AccountType/>
+      </UserInfo>
+    </Students>
+    <Student_Groups xmlns="e43d81d0-7a9c-4012-90dc-ae63c601f626">
+      <UserInfo>
+        <DisplayName/>
+        <AccountId xsi:nil="true"/>
+        <AccountType/>
+      </UserInfo>
+    </Student_Groups>
+    <Templates xmlns="e43d81d0-7a9c-4012-90dc-ae63c601f626" xsi:nil="true"/>
+    <Invited_Members xmlns="e43d81d0-7a9c-4012-90dc-ae63c601f626" xsi:nil="true"/>
+    <LMS_Mappings xmlns="e43d81d0-7a9c-4012-90dc-ae63c601f626" xsi:nil="true"/>
+    <Invited_Students xmlns="e43d81d0-7a9c-4012-90dc-ae63c601f626" xsi:nil="true"/>
+    <IsNotebookLocked xmlns="e43d81d0-7a9c-4012-90dc-ae63c601f626" xsi:nil="true"/>
+    <Math_Settings xmlns="e43d81d0-7a9c-4012-90dc-ae63c601f626" xsi:nil="true"/>
+    <Self_Registration_Enabled xmlns="e43d81d0-7a9c-4012-90dc-ae63c601f626" xsi:nil="true"/>
+    <Aanpassing xmlns="e43d81d0-7a9c-4012-90dc-ae63c601f626" xsi:nil="true"/>
+    <TaxCatchAll xmlns="e1337eef-b66e-4fde-b081-a3272a7c00ca" xsi:nil="true"/>
+    <lcf76f155ced4ddcb4097134ff3c332f xmlns="e43d81d0-7a9c-4012-90dc-ae63c601f626">
+      <Terms xmlns="http://schemas.microsoft.com/office/infopath/2007/PartnerControls"/>
+    </lcf76f155ced4ddcb4097134ff3c332f>
+  </documentManagement>
+</p:properties>
+</file>
+
 <file path=customXml/itemProps1.xml><?xml version="1.0" encoding="utf-8"?>
+<ds:datastoreItem xmlns:ds="http://schemas.openxmlformats.org/officeDocument/2006/customXml" ds:itemID="{0B7088AB-5BE4-4D1E-930B-A54F263425C5}">
+  <ds:schemaRefs>
+    <ds:schemaRef ds:uri="http://schemas.microsoft.com/sharepoint/v3/contenttype/forms"/>
+  </ds:schemaRefs>
+</ds:datastoreItem>
+</file>
+
+<file path=customXml/itemProps2.xml><?xml version="1.0" encoding="utf-8"?>
 <ds:datastoreItem xmlns:ds="http://schemas.openxmlformats.org/officeDocument/2006/customXml" ds:itemID="{C4B61EE3-5C66-45F1-A2CA-7EF38CA9E3F2}">
   <ds:schemaRefs>
     <ds:schemaRef ds:uri="http://schemas.openxmlformats.org/officeDocument/2006/bibliography"/>
@@ -10818,26 +10827,7 @@
 </ds:datastoreItem>
 </file>
 
-<file path=customXml/itemProps2.xml><?xml version="1.0" encoding="utf-8"?>
-<ds:datastoreItem xmlns:ds="http://schemas.openxmlformats.org/officeDocument/2006/customXml" ds:itemID="{0B7088AB-5BE4-4D1E-930B-A54F263425C5}">
-  <ds:schemaRefs>
-    <ds:schemaRef ds:uri="http://schemas.microsoft.com/sharepoint/v3/contenttype/forms"/>
-  </ds:schemaRefs>
-</ds:datastoreItem>
-</file>
-
 <file path=customXml/itemProps3.xml><?xml version="1.0" encoding="utf-8"?>
-<ds:datastoreItem xmlns:ds="http://schemas.openxmlformats.org/officeDocument/2006/customXml" ds:itemID="{4102E000-37F2-421B-A62D-7ABF48FB88FA}">
-  <ds:schemaRefs>
-    <ds:schemaRef ds:uri="http://schemas.microsoft.com/office/2006/metadata/properties"/>
-    <ds:schemaRef ds:uri="http://schemas.microsoft.com/office/infopath/2007/PartnerControls"/>
-    <ds:schemaRef ds:uri="e43d81d0-7a9c-4012-90dc-ae63c601f626"/>
-    <ds:schemaRef ds:uri="e1337eef-b66e-4fde-b081-a3272a7c00ca"/>
-  </ds:schemaRefs>
-</ds:datastoreItem>
-</file>
-
-<file path=customXml/itemProps4.xml><?xml version="1.0" encoding="utf-8"?>
 <ds:datastoreItem xmlns:ds="http://schemas.openxmlformats.org/officeDocument/2006/customXml" ds:itemID="{73BC7920-D5D0-46BA-B7A9-97CAEC41BA32}">
   <ds:schemaRefs>
     <ds:schemaRef ds:uri="http://schemas.microsoft.com/office/2006/metadata/contentType"/>
@@ -10854,4 +10844,15 @@
     <ds:schemaRef ds:uri="http://schemas.microsoft.com/internal/obd"/>
   </ds:schemaRefs>
 </ds:datastoreItem>
+</file>
+
+<file path=customXml/itemProps4.xml><?xml version="1.0" encoding="utf-8"?>
+<ds:datastoreItem xmlns:ds="http://schemas.openxmlformats.org/officeDocument/2006/customXml" ds:itemID="{4102E000-37F2-421B-A62D-7ABF48FB88FA}">
+  <ds:schemaRefs>
+    <ds:schemaRef ds:uri="http://schemas.microsoft.com/office/2006/metadata/properties"/>
+    <ds:schemaRef ds:uri="http://schemas.microsoft.com/office/infopath/2007/PartnerControls"/>
+    <ds:schemaRef ds:uri="e43d81d0-7a9c-4012-90dc-ae63c601f626"/>
+    <ds:schemaRef ds:uri="e1337eef-b66e-4fde-b081-a3272a7c00ca"/>
+  </ds:schemaRefs>
+</ds:datastoreItem>
 </file>